--- a/assets/legal-templates/financial-controls-policy.docx
+++ b/assets/legal-templates/financial-controls-policy.docx
@@ -19,7 +19,7 @@
             <wp:extent cx="7562850" cy="10696575"/>
             <wp:effectExtent t="0" r="0" b="0" l="0"/>
             <wp:wrapNone/>
-            <wp:docPr id="35" name="" descr="" title=""/>
+            <wp:docPr id="39" name="" descr="" title=""/>
             <wp:cNvGraphicFramePr>
               <a:graphicFrameLocks xmlns:a="http://schemas.openxmlformats.org/drawingml/2006/main" noChangeAspect="1"/>
             </wp:cNvGraphicFramePr>
@@ -911,7 +911,7 @@
                 <w:sz w:val="17"/>
                 <w:szCs w:val="17"/>
               </w:rPr>
-              <w:t xml:space="preserve">Delegation of Authority Matrix · Fraud, Bribery and Corruption Policy and Procedure · Procurement Policy · Expenses and Per Diem Policy · Reserves Policy · Gift Acceptance Policy · Conflict of Interest Policy · Records Retention Schedule · Risk Register</w:t>
+              <w:t xml:space="preserve">Delegation of Authority Matrix · Fraud, Bribery and Corruption Policy and Procedure · Procurement Policy · Expenses and Per Diem Policy · Reserves Policy · Gift Acceptance Policy · Conflict of Interest Policy · Records Retention Schedule · Risk Register · Finance Procedures</w:t>
             </w:r>
           </w:p>
         </w:tc>
@@ -6198,7 +6198,7 @@
           <w:sz w:val="20"/>
           <w:szCs w:val="20"/>
         </w:rPr>
-        <w:t xml:space="preserve">Assets bought with grant funds are used and disposed of as the funder requires. Disposals and write-offs are approved by </w:t>
+        <w:t xml:space="preserve">Assets bought with grant funds are used and disposed of as the funder requires. Disposals and write-offs are approved as the Delegation of Authority Matrix sets (the director with the treasurer up to </w:t>
       </w:r>
       <w:r>
         <w:rPr>
@@ -6208,16 +6208,16 @@
           <w:szCs w:val="20"/>
           <w:highlight w:val="yellow"/>
         </w:rPr>
-        <w:t xml:space="preserve">[the director / the board above a set value]</w:t>
-      </w:r>
-      <w:r>
-        <w:rPr>
-          <w:rFonts w:ascii="Nunito Sans" w:cs="Nunito Sans" w:eastAsia="Nunito Sans" w:hAnsi="Nunito Sans"/>
-          <w:color w:val="102E3B"/>
-          <w:sz w:val="20"/>
-          <w:szCs w:val="20"/>
-        </w:rPr>
-        <w:t xml:space="preserve"> and recorded.</w:t>
+        <w:t xml:space="preserve">[USD 500]</w:t>
+      </w:r>
+      <w:r>
+        <w:rPr>
+          <w:rFonts w:ascii="Nunito Sans" w:cs="Nunito Sans" w:eastAsia="Nunito Sans" w:hAnsi="Nunito Sans"/>
+          <w:color w:val="102E3B"/>
+          <w:sz w:val="20"/>
+          <w:szCs w:val="20"/>
+        </w:rPr>
+        <w:t xml:space="preserve">; the board above that) and recorded.</w:t>
       </w:r>
     </w:p>
     <w:p>
@@ -7610,6 +7610,25 @@
           <w:highlight w:val="yellow"/>
         </w:rPr>
         <w:t xml:space="preserve">[Grant agreements and funder financial rules]</w:t>
+      </w:r>
+    </w:p>
+    <w:p>
+      <w:pPr>
+        <w:pStyle w:val="ListParagraph"/>
+        <w:numPr>
+          <w:ilvl w:val="0"/>
+          <w:numId w:val="3"/>
+        </w:numPr>
+        <w:spacing w:after="80" w:line="290"/>
+      </w:pPr>
+      <w:r>
+        <w:rPr>
+          <w:rFonts w:ascii="Nunito Sans" w:cs="Nunito Sans" w:eastAsia="Nunito Sans" w:hAnsi="Nunito Sans"/>
+          <w:color w:val="102E3B"/>
+          <w:sz w:val="20"/>
+          <w:szCs w:val="20"/>
+        </w:rPr>
+        <w:t xml:space="preserve">Finance Procedures</w:t>
       </w:r>
     </w:p>
     <w:p>
@@ -10809,7 +10828,7 @@
         <wp:inline distT="0" distB="0" distL="0" distR="0">
           <wp:extent cx="1333500" cy="204788"/>
           <wp:effectExtent t="0" r="0" b="0" l="0"/>
-          <wp:docPr id="36" name="" descr="" title=""/>
+          <wp:docPr id="40" name="" descr="" title=""/>
           <wp:cNvGraphicFramePr>
             <a:graphicFrameLocks xmlns:a="http://schemas.openxmlformats.org/drawingml/2006/main" noChangeAspect="1"/>
           </wp:cNvGraphicFramePr>

--- a/assets/legal-templates/financial-controls-policy.docx
+++ b/assets/legal-templates/financial-controls-policy.docx
@@ -19,7 +19,7 @@
             <wp:extent cx="7562850" cy="10696575"/>
             <wp:effectExtent t="0" r="0" b="0" l="0"/>
             <wp:wrapNone/>
-            <wp:docPr id="39" name="" descr="" title=""/>
+            <wp:docPr id="47" name="" descr="" title=""/>
             <wp:cNvGraphicFramePr>
               <a:graphicFrameLocks xmlns:a="http://schemas.openxmlformats.org/drawingml/2006/main" noChangeAspect="1"/>
             </wp:cNvGraphicFramePr>
@@ -74,7 +74,7 @@
     </w:p>
     <w:p>
       <w:pPr>
-        <w:spacing w:after="300"/>
+        <w:spacing w:after="360" w:line="360" w:lineRule="atLeast"/>
       </w:pPr>
       <w:r>
         <w:rPr>
@@ -91,7 +91,7 @@
     </w:p>
     <w:p>
       <w:pPr>
-        <w:spacing w:after="280" w:before="240" w:line="260"/>
+        <w:spacing w:after="280" w:before="120" w:line="920" w:lineRule="atLeast"/>
       </w:pPr>
       <w:r>
         <w:rPr>
@@ -10755,7 +10755,7 @@
         <w:sz w:val="14"/>
         <w:szCs w:val="14"/>
       </w:rPr>
-      <w:t xml:space="preserve">  |  Financial Controls Policy  |  Version [1.0]  |  From a Method into Impact template</w:t>
+      <w:t xml:space="preserve">  |  Financial Controls Policy  |  Version [1.0]  |  Method into Impact template, edition 2026-10</w:t>
     </w:r>
     <w:r>
       <w:rPr>
@@ -10828,7 +10828,7 @@
         <wp:inline distT="0" distB="0" distL="0" distR="0">
           <wp:extent cx="1333500" cy="204788"/>
           <wp:effectExtent t="0" r="0" b="0" l="0"/>
-          <wp:docPr id="40" name="" descr="" title=""/>
+          <wp:docPr id="48" name="" descr="" title=""/>
           <wp:cNvGraphicFramePr>
             <a:graphicFrameLocks xmlns:a="http://schemas.openxmlformats.org/drawingml/2006/main" noChangeAspect="1"/>
           </wp:cNvGraphicFramePr>

--- a/assets/legal-templates/financial-controls-policy.docx
+++ b/assets/legal-templates/financial-controls-policy.docx
@@ -1106,7 +1106,7 @@
                 <w:sz w:val="16"/>
                 <w:szCs w:val="16"/>
               </w:rPr>
-              <w:t xml:space="preserve">This is a template, not legal advice. It is a general starting point written for small purpose-led organisations working in different countries. Laws, regulators and funders differ, and they change. Method into Impact does not guarantee that this template is complete, current or suitable for your circumstances, and using it does not create an adviser–client relationship. You are responsible for adapting it, getting local advice and approving the final version. Licensed for use within one organisation; please do not resell or republish it.</w:t>
+              <w:t xml:space="preserve">This is a template, not legal advice. It is a general starting point written for small purpose-led organisations and entrepreneurs working in different countries. Laws, regulators and funders differ, and they change. Method into Impact does not guarantee that this template is complete, current or suitable for your circumstances, and using it does not create an adviser–client relationship. You are responsible for adapting it, getting local advice and approving the final version. Licensed for use within one organisation; please do not resell or republish it.</w:t>
             </w:r>
           </w:p>
         </w:tc>
